--- a/docs/Scenario2_Investigation_Report.docx
+++ b/docs/Scenario2_Investigation_Report.docx
@@ -502,7 +502,7 @@
         <w:spacing w:after="120"/>
       </w:pPr>
       <w:r>
-        <w:t xml:space="preserve">Wazuh's FIM correctly detected the tampering with a precise MITRE technique match. The exercise was then extended into session verification, account isolation, evidence preservation, and hash-verified restoration — mirroring a real analyst's response workflow rather than stopping at the alert. The centerpiece finding of this scenario, however, came from the restoration step itself: Wazuh's FIM inventory silently resynchronized with no alert generated, a genuine detection-coverage gap documented in Section 6.</w:t>
+        <w:t xml:space="preserve">Wazuh's FIM correctly detected the tampering with a precise MITRE technique match. The exercise was then extended into session verification, account isolation, evidence preservation, and hash-verified restoration — mirroring a real analyst's response workflow rather than stopping at the alert. That extension surfaced a genuine process mistake, corrected in the moment rather than edited out of this report (Section 5), and the restoration step itself produced the scenario's centerpiece technical finding: Wazuh's FIM inventory silently resynchronized with no alert generated, a genuine detection-coverage gap documented in Section 6.</w:t>
       </w:r>
     </w:p>
     <w:p>
@@ -519,7 +519,171 @@
         <w:spacing w:after="120"/>
       </w:pPr>
       <w:r>
-        <w:t xml:space="preserve">A confidential file on the INT-FileSrv Samba share (confidential.txt, under real-time FIM monitoring per the project's &lt;syscheck&gt; configuration) was modified directly on the host, outside business hours, growing from 37 to 114 bytes. This simulates an insider or compromised-account tampering event rather than a remote attack, consistent with the file server having no direct external exposure.</w:t>
+        <w:t xml:space="preserve">A confidential file on the INT-FileSrv Samba share (confidential.txt, under real-time FIM monitoring per the project's &lt;syscheck&gt; configuration, mode: realtime) was tampered with directly on the host, outside business hours. The original file contained exactly one line, “This is a confidential company file.” (37 bytes, last modified Sep 1 at 18:26). The tampering action appended a second line via a direct shell command:</w:t>
+      </w:r>
+    </w:p>
+    <w:p>
+      <w:pPr>
+        <w:spacing w:after="160"/>
+        <w:ind w:left="400"/>
+      </w:pPr>
+      <w:r>
+        <w:rPr>
+          <w:rFonts w:ascii="Consolas" w:cs="Consolas" w:eastAsia="Consolas" w:hAnsi="Consolas"/>
+          <w:sz w:val="20"/>
+          <w:szCs w:val="20"/>
+        </w:rPr>
+        <w:t xml:space="preserve">sudo bash -c 'echo "URGENT: file modified without authorization -$(date)" &gt;&gt; /srv/samba/shared/confidential.txt'</w:t>
+      </w:r>
+    </w:p>
+    <w:p>
+      <w:pPr>
+        <w:spacing w:after="120"/>
+      </w:pPr>
+      <w:r>
+        <w:t xml:space="preserve">This grew the file from 37 to 114 bytes (confirmed both in Wazuh's alert and independently via ls -la), completed at Sep 4, 21:34 UTC. This simulates an insider or compromised-account tampering event rather than a remote attack, consistent with the file server having no direct external exposure.</w:t>
+      </w:r>
+    </w:p>
+    <w:p>
+      <w:pPr>
+        <w:pStyle w:val="Heading3"/>
+        <w:spacing w:after="100" w:before="200"/>
+      </w:pPr>
+      <w:r>
+        <w:t xml:space="preserve">Before</w:t>
+      </w:r>
+    </w:p>
+    <w:p>
+      <w:pPr>
+        <w:spacing w:after="60" w:before="160"/>
+        <w:jc w:val="center"/>
+      </w:pPr>
+      <w:r>
+        <w:drawing>
+          <wp:inline distT="0" distB="0" distL="0" distR="0">
+            <wp:extent cx="5524500" cy="2905125"/>
+            <wp:effectExtent t="0" r="0" b="0" l="0"/>
+            <wp:docPr id="1" name="" descr="" title=""/>
+            <wp:cNvGraphicFramePr>
+              <a:graphicFrameLocks xmlns:a="http://schemas.openxmlformats.org/drawingml/2006/main" noChangeAspect="1"/>
+            </wp:cNvGraphicFramePr>
+            <a:graphic xmlns:a="http://schemas.openxmlformats.org/drawingml/2006/main">
+              <a:graphicData uri="http://schemas.openxmlformats.org/drawingml/2006/picture">
+                <pic:pic xmlns:pic="http://schemas.openxmlformats.org/drawingml/2006/picture">
+                  <pic:nvPicPr>
+                    <pic:cNvPr id="0" name="" descr=""/>
+                    <pic:cNvPicPr>
+                      <a:picLocks noChangeAspect="1" noChangeArrowheads="1"/>
+                    </pic:cNvPicPr>
+                  </pic:nvPicPr>
+                  <pic:blipFill>
+                    <a:blip r:embed="rId7" cstate="none"/>
+                    <a:srcRect/>
+                    <a:stretch>
+                      <a:fillRect/>
+                    </a:stretch>
+                  </pic:blipFill>
+                  <pic:spPr bwMode="auto">
+                    <a:xfrm>
+                      <a:off x="0" y="0"/>
+                      <a:ext cx="5524500" cy="2905125"/>
+                    </a:xfrm>
+                    <a:prstGeom prst="rect">
+                      <a:avLst/>
+                    </a:prstGeom>
+                  </pic:spPr>
+                </pic:pic>
+              </a:graphicData>
+            </a:graphic>
+          </wp:inline>
+        </w:drawing>
+      </w:r>
+    </w:p>
+    <w:p>
+      <w:pPr>
+        <w:spacing w:after="200"/>
+        <w:jc w:val="center"/>
+      </w:pPr>
+      <w:r>
+        <w:rPr>
+          <w:i/>
+          <w:iCs/>
+          <w:color w:val="666666"/>
+          <w:sz w:val="18"/>
+          <w:szCs w:val="18"/>
+        </w:rPr>
+        <w:t xml:space="preserve">Original file content and metadata: 37 bytes, last modified Sep 1, 18:26</w:t>
+      </w:r>
+    </w:p>
+    <w:p>
+      <w:pPr>
+        <w:pStyle w:val="Heading3"/>
+        <w:spacing w:after="100" w:before="200"/>
+      </w:pPr>
+      <w:r>
+        <w:t xml:space="preserve">Tampering Action</w:t>
+      </w:r>
+    </w:p>
+    <w:p>
+      <w:pPr>
+        <w:spacing w:after="60" w:before="160"/>
+        <w:jc w:val="center"/>
+      </w:pPr>
+      <w:r>
+        <w:drawing>
+          <wp:inline distT="0" distB="0" distL="0" distR="0">
+            <wp:extent cx="5524500" cy="2905125"/>
+            <wp:effectExtent t="0" r="0" b="0" l="0"/>
+            <wp:docPr id="1" name="" descr="" title=""/>
+            <wp:cNvGraphicFramePr>
+              <a:graphicFrameLocks xmlns:a="http://schemas.openxmlformats.org/drawingml/2006/main" noChangeAspect="1"/>
+            </wp:cNvGraphicFramePr>
+            <a:graphic xmlns:a="http://schemas.openxmlformats.org/drawingml/2006/main">
+              <a:graphicData uri="http://schemas.openxmlformats.org/drawingml/2006/picture">
+                <pic:pic xmlns:pic="http://schemas.openxmlformats.org/drawingml/2006/picture">
+                  <pic:nvPicPr>
+                    <pic:cNvPr id="0" name="" descr=""/>
+                    <pic:cNvPicPr>
+                      <a:picLocks noChangeAspect="1" noChangeArrowheads="1"/>
+                    </pic:cNvPicPr>
+                  </pic:nvPicPr>
+                  <pic:blipFill>
+                    <a:blip r:embed="rId8" cstate="none"/>
+                    <a:srcRect/>
+                    <a:stretch>
+                      <a:fillRect/>
+                    </a:stretch>
+                  </pic:blipFill>
+                  <pic:spPr bwMode="auto">
+                    <a:xfrm>
+                      <a:off x="0" y="0"/>
+                      <a:ext cx="5524500" cy="2905125"/>
+                    </a:xfrm>
+                    <a:prstGeom prst="rect">
+                      <a:avLst/>
+                    </a:prstGeom>
+                  </pic:spPr>
+                </pic:pic>
+              </a:graphicData>
+            </a:graphic>
+          </wp:inline>
+        </w:drawing>
+      </w:r>
+    </w:p>
+    <w:p>
+      <w:pPr>
+        <w:spacing w:after="200"/>
+        <w:jc w:val="center"/>
+      </w:pPr>
+      <w:r>
+        <w:rPr>
+          <w:i/>
+          <w:iCs/>
+          <w:color w:val="666666"/>
+          <w:sz w:val="18"/>
+          <w:szCs w:val="18"/>
+        </w:rPr>
+        <w:t xml:space="preserve">The appended, unauthorized line and resulting file content</w:t>
       </w:r>
     </w:p>
     <w:p>
@@ -636,7 +800,7 @@
                 <w:sz w:val="20"/>
                 <w:szCs w:val="20"/>
               </w:rPr>
-              <w:t xml:space="preserve">Modification of confidential.txt on the Samba share</w:t>
+              <w:t xml:space="preserve">An unauthorized line appended to confidential.txt via a direct shell command</w:t>
             </w:r>
           </w:p>
         </w:tc>
@@ -683,7 +847,7 @@
                 <w:sz w:val="20"/>
                 <w:szCs w:val="20"/>
               </w:rPr>
-              <w:t xml:space="preserve">After hours, timestamp captured in the FIM alert</w:t>
+              <w:t xml:space="preserve">After hours — Sep 4, 2026, 21:34 UTC (tampering); detected same window via FIM</w:t>
             </w:r>
           </w:p>
         </w:tc>
@@ -824,7 +988,7 @@
                 <w:sz w:val="20"/>
                 <w:szCs w:val="20"/>
               </w:rPr>
-              <w:t xml:space="preserve">Wazuh rule 550 (FIM modification alert)</w:t>
+              <w:t xml:space="preserve">Wazuh rule 550, Level 7, tactic Impact (FIM modification alert, firedtimes: 1)</w:t>
             </w:r>
           </w:p>
         </w:tc>
@@ -891,54 +1055,319 @@
         <w:spacing w:after="120"/>
       </w:pPr>
       <w:r>
-        <w:t xml:space="preserve">Wazuh's FIM engine detected the modification immediately via rule 550, with file size, checksum, and timestamp all captured accurately in the alert. The MITRE mapping to T1565.001 (Stored Data Manipulation) was precise and required no adjustment — this is the one scenario in the project where the out-of-the-box detection and technique mapping needed no remediation at all.</w:t>
-      </w:r>
-    </w:p>
-    <w:tbl>
-      <w:tblPr>
-        <w:tblW w:type="dxa" w:w="9640"/>
-        <w:tblBorders>
-          <w:top w:val="single" w:color="auto" w:sz="4"/>
-          <w:left w:val="single" w:color="auto" w:sz="4"/>
-          <w:bottom w:val="single" w:color="auto" w:sz="4"/>
-          <w:right w:val="single" w:color="auto" w:sz="4"/>
-          <w:insideH w:val="single" w:color="auto" w:sz="4"/>
-          <w:insideV w:val="single" w:color="auto" w:sz="4"/>
-        </w:tblBorders>
-      </w:tblPr>
-      <w:tblGrid>
-        <w:gridCol w:w="9640"/>
-      </w:tblGrid>
-      <w:tr>
-        <w:tc>
-          <w:tcPr>
-            <w:tcW w:type="dxa" w:w="9640"/>
-            <w:shd w:fill="F2F2F2" w:val="clear"/>
-            <w:tcMar>
-              <w:top w:type="dxa" w:w="200"/>
-              <w:left w:type="dxa" w:w="200"/>
-              <w:bottom w:type="dxa" w:w="200"/>
-              <w:right w:type="dxa" w:w="200"/>
-            </w:tcMar>
-          </w:tcPr>
-          <w:p>
-            <w:pPr>
-              <w:jc w:val="center"/>
-            </w:pPr>
-            <w:r>
-              <w:rPr>
-                <w:i/>
-                <w:iCs/>
-                <w:color w:val="666666"/>
-                <w:sz w:val="20"/>
-                <w:szCs w:val="20"/>
-              </w:rPr>
-              <w:t xml:space="preserve">[ SCREENSHOT PLACEHOLDER — Scenario 2 — Wazuh FIM alert (rule 550) showing the file modification ]</w:t>
-            </w:r>
-          </w:p>
-        </w:tc>
-      </w:tr>
-    </w:tbl>
+        <w:t xml:space="preserve">Wazuh's FIM engine detected the modification immediately via rule 550 (Level 7), with file size, checksum, and timestamp all captured accurately in the alert. The MITRE mapping to T1565.001 (Stored Data Manipulation, tactic Impact) was precise and required no adjustment — this is the one scenario in the project where the out-of-the-box detection and technique mapping needed no remediation at all.</w:t>
+      </w:r>
+    </w:p>
+    <w:p>
+      <w:pPr>
+        <w:spacing w:after="60" w:before="160"/>
+        <w:jc w:val="center"/>
+      </w:pPr>
+      <w:r>
+        <w:drawing>
+          <wp:inline distT="0" distB="0" distL="0" distR="0">
+            <wp:extent cx="5524500" cy="2905125"/>
+            <wp:effectExtent t="0" r="0" b="0" l="0"/>
+            <wp:docPr id="1" name="" descr="" title=""/>
+            <wp:cNvGraphicFramePr>
+              <a:graphicFrameLocks xmlns:a="http://schemas.openxmlformats.org/drawingml/2006/main" noChangeAspect="1"/>
+            </wp:cNvGraphicFramePr>
+            <a:graphic xmlns:a="http://schemas.openxmlformats.org/drawingml/2006/main">
+              <a:graphicData uri="http://schemas.openxmlformats.org/drawingml/2006/picture">
+                <pic:pic xmlns:pic="http://schemas.openxmlformats.org/drawingml/2006/picture">
+                  <pic:nvPicPr>
+                    <pic:cNvPr id="0" name="" descr=""/>
+                    <pic:cNvPicPr>
+                      <a:picLocks noChangeAspect="1" noChangeArrowheads="1"/>
+                    </pic:cNvPicPr>
+                  </pic:nvPicPr>
+                  <pic:blipFill>
+                    <a:blip r:embed="rId9" cstate="none"/>
+                    <a:srcRect/>
+                    <a:stretch>
+                      <a:fillRect/>
+                    </a:stretch>
+                  </pic:blipFill>
+                  <pic:spPr bwMode="auto">
+                    <a:xfrm>
+                      <a:off x="0" y="0"/>
+                      <a:ext cx="5524500" cy="2905125"/>
+                    </a:xfrm>
+                    <a:prstGeom prst="rect">
+                      <a:avLst/>
+                    </a:prstGeom>
+                  </pic:spPr>
+                </pic:pic>
+              </a:graphicData>
+            </a:graphic>
+          </wp:inline>
+        </w:drawing>
+      </w:r>
+    </w:p>
+    <w:p>
+      <w:pPr>
+        <w:spacing w:after="200"/>
+        <w:jc w:val="center"/>
+      </w:pPr>
+      <w:r>
+        <w:rPr>
+          <w:i/>
+          <w:iCs/>
+          <w:color w:val="666666"/>
+          <w:sz w:val="18"/>
+          <w:szCs w:val="18"/>
+        </w:rPr>
+        <w:t xml:space="preserve">Wazuh alert: decoder syscheck_integrity_changed, full log confirming size changed 37 → 114</w:t>
+      </w:r>
+    </w:p>
+    <w:p>
+      <w:pPr>
+        <w:spacing w:after="60" w:before="160"/>
+        <w:jc w:val="center"/>
+      </w:pPr>
+      <w:r>
+        <w:drawing>
+          <wp:inline distT="0" distB="0" distL="0" distR="0">
+            <wp:extent cx="5524500" cy="2905125"/>
+            <wp:effectExtent t="0" r="0" b="0" l="0"/>
+            <wp:docPr id="1" name="" descr="" title=""/>
+            <wp:cNvGraphicFramePr>
+              <a:graphicFrameLocks xmlns:a="http://schemas.openxmlformats.org/drawingml/2006/main" noChangeAspect="1"/>
+            </wp:cNvGraphicFramePr>
+            <a:graphic xmlns:a="http://schemas.openxmlformats.org/drawingml/2006/main">
+              <a:graphicData uri="http://schemas.openxmlformats.org/drawingml/2006/picture">
+                <pic:pic xmlns:pic="http://schemas.openxmlformats.org/drawingml/2006/picture">
+                  <pic:nvPicPr>
+                    <pic:cNvPr id="0" name="" descr=""/>
+                    <pic:cNvPicPr>
+                      <a:picLocks noChangeAspect="1" noChangeArrowheads="1"/>
+                    </pic:cNvPicPr>
+                  </pic:nvPicPr>
+                  <pic:blipFill>
+                    <a:blip r:embed="rId10" cstate="none"/>
+                    <a:srcRect/>
+                    <a:stretch>
+                      <a:fillRect/>
+                    </a:stretch>
+                  </pic:blipFill>
+                  <pic:spPr bwMode="auto">
+                    <a:xfrm>
+                      <a:off x="0" y="0"/>
+                      <a:ext cx="5524500" cy="2905125"/>
+                    </a:xfrm>
+                    <a:prstGeom prst="rect">
+                      <a:avLst/>
+                    </a:prstGeom>
+                  </pic:spPr>
+                </pic:pic>
+              </a:graphicData>
+            </a:graphic>
+          </wp:inline>
+        </w:drawing>
+      </w:r>
+    </w:p>
+    <w:p>
+      <w:pPr>
+        <w:spacing w:after="200"/>
+        <w:jc w:val="center"/>
+      </w:pPr>
+      <w:r>
+        <w:rPr>
+          <w:i/>
+          <w:iCs/>
+          <w:color w:val="666666"/>
+          <w:sz w:val="18"/>
+          <w:szCs w:val="18"/>
+        </w:rPr>
+        <w:t xml:space="preserve">Alert summary: rule.description “Integrity checksum changed,” rule.id 550, firedtimes 1</w:t>
+      </w:r>
+    </w:p>
+    <w:p>
+      <w:pPr>
+        <w:spacing w:after="60" w:before="160"/>
+        <w:jc w:val="center"/>
+      </w:pPr>
+      <w:r>
+        <w:drawing>
+          <wp:inline distT="0" distB="0" distL="0" distR="0">
+            <wp:extent cx="5524500" cy="2905125"/>
+            <wp:effectExtent t="0" r="0" b="0" l="0"/>
+            <wp:docPr id="1" name="" descr="" title=""/>
+            <wp:cNvGraphicFramePr>
+              <a:graphicFrameLocks xmlns:a="http://schemas.openxmlformats.org/drawingml/2006/main" noChangeAspect="1"/>
+            </wp:cNvGraphicFramePr>
+            <a:graphic xmlns:a="http://schemas.openxmlformats.org/drawingml/2006/main">
+              <a:graphicData uri="http://schemas.openxmlformats.org/drawingml/2006/picture">
+                <pic:pic xmlns:pic="http://schemas.openxmlformats.org/drawingml/2006/picture">
+                  <pic:nvPicPr>
+                    <pic:cNvPr id="0" name="" descr=""/>
+                    <pic:cNvPicPr>
+                      <a:picLocks noChangeAspect="1" noChangeArrowheads="1"/>
+                    </pic:cNvPicPr>
+                  </pic:nvPicPr>
+                  <pic:blipFill>
+                    <a:blip r:embed="rId11" cstate="none"/>
+                    <a:srcRect/>
+                    <a:stretch>
+                      <a:fillRect/>
+                    </a:stretch>
+                  </pic:blipFill>
+                  <pic:spPr bwMode="auto">
+                    <a:xfrm>
+                      <a:off x="0" y="0"/>
+                      <a:ext cx="5524500" cy="2905125"/>
+                    </a:xfrm>
+                    <a:prstGeom prst="rect">
+                      <a:avLst/>
+                    </a:prstGeom>
+                  </pic:spPr>
+                </pic:pic>
+              </a:graphicData>
+            </a:graphic>
+          </wp:inline>
+        </w:drawing>
+      </w:r>
+    </w:p>
+    <w:p>
+      <w:pPr>
+        <w:spacing w:after="200"/>
+        <w:jc w:val="center"/>
+      </w:pPr>
+      <w:r>
+        <w:rPr>
+          <w:i/>
+          <w:iCs/>
+          <w:color w:val="666666"/>
+          <w:sz w:val="18"/>
+          <w:szCs w:val="18"/>
+        </w:rPr>
+        <w:t xml:space="preserve">Full rule metadata: Level 7, MITRE T1565.001, tactic Impact, technique Stored Data Manipulation</w:t>
+      </w:r>
+    </w:p>
+    <w:p>
+      <w:pPr>
+        <w:spacing w:after="60" w:before="160"/>
+        <w:jc w:val="center"/>
+      </w:pPr>
+      <w:r>
+        <w:drawing>
+          <wp:inline distT="0" distB="0" distL="0" distR="0">
+            <wp:extent cx="5524500" cy="2905125"/>
+            <wp:effectExtent t="0" r="0" b="0" l="0"/>
+            <wp:docPr id="1" name="" descr="" title=""/>
+            <wp:cNvGraphicFramePr>
+              <a:graphicFrameLocks xmlns:a="http://schemas.openxmlformats.org/drawingml/2006/main" noChangeAspect="1"/>
+            </wp:cNvGraphicFramePr>
+            <a:graphic xmlns:a="http://schemas.openxmlformats.org/drawingml/2006/main">
+              <a:graphicData uri="http://schemas.openxmlformats.org/drawingml/2006/picture">
+                <pic:pic xmlns:pic="http://schemas.openxmlformats.org/drawingml/2006/picture">
+                  <pic:nvPicPr>
+                    <pic:cNvPr id="0" name="" descr=""/>
+                    <pic:cNvPicPr>
+                      <a:picLocks noChangeAspect="1" noChangeArrowheads="1"/>
+                    </pic:cNvPicPr>
+                  </pic:nvPicPr>
+                  <pic:blipFill>
+                    <a:blip r:embed="rId12" cstate="none"/>
+                    <a:srcRect/>
+                    <a:stretch>
+                      <a:fillRect/>
+                    </a:stretch>
+                  </pic:blipFill>
+                  <pic:spPr bwMode="auto">
+                    <a:xfrm>
+                      <a:off x="0" y="0"/>
+                      <a:ext cx="5524500" cy="2905125"/>
+                    </a:xfrm>
+                    <a:prstGeom prst="rect">
+                      <a:avLst/>
+                    </a:prstGeom>
+                  </pic:spPr>
+                </pic:pic>
+              </a:graphicData>
+            </a:graphic>
+          </wp:inline>
+        </w:drawing>
+      </w:r>
+    </w:p>
+    <w:p>
+      <w:pPr>
+        <w:spacing w:after="200"/>
+        <w:jc w:val="center"/>
+      </w:pPr>
+      <w:r>
+        <w:rPr>
+          <w:i/>
+          <w:iCs/>
+          <w:color w:val="666666"/>
+          <w:sz w:val="18"/>
+          <w:szCs w:val="18"/>
+        </w:rPr>
+        <w:t xml:space="preserve">syscheck before/after comparison: SHA-1, SHA-256, and size (37 → 114) both captured precisely</w:t>
+      </w:r>
+    </w:p>
+    <w:p>
+      <w:pPr>
+        <w:spacing w:after="60" w:before="160"/>
+        <w:jc w:val="center"/>
+      </w:pPr>
+      <w:r>
+        <w:drawing>
+          <wp:inline distT="0" distB="0" distL="0" distR="0">
+            <wp:extent cx="5524500" cy="2905125"/>
+            <wp:effectExtent t="0" r="0" b="0" l="0"/>
+            <wp:docPr id="1" name="" descr="" title=""/>
+            <wp:cNvGraphicFramePr>
+              <a:graphicFrameLocks xmlns:a="http://schemas.openxmlformats.org/drawingml/2006/main" noChangeAspect="1"/>
+            </wp:cNvGraphicFramePr>
+            <a:graphic xmlns:a="http://schemas.openxmlformats.org/drawingml/2006/main">
+              <a:graphicData uri="http://schemas.openxmlformats.org/drawingml/2006/picture">
+                <pic:pic xmlns:pic="http://schemas.openxmlformats.org/drawingml/2006/picture">
+                  <pic:nvPicPr>
+                    <pic:cNvPr id="0" name="" descr=""/>
+                    <pic:cNvPicPr>
+                      <a:picLocks noChangeAspect="1" noChangeArrowheads="1"/>
+                    </pic:cNvPicPr>
+                  </pic:nvPicPr>
+                  <pic:blipFill>
+                    <a:blip r:embed="rId13" cstate="none"/>
+                    <a:srcRect/>
+                    <a:stretch>
+                      <a:fillRect/>
+                    </a:stretch>
+                  </pic:blipFill>
+                  <pic:spPr bwMode="auto">
+                    <a:xfrm>
+                      <a:off x="0" y="0"/>
+                      <a:ext cx="5524500" cy="2905125"/>
+                    </a:xfrm>
+                    <a:prstGeom prst="rect">
+                      <a:avLst/>
+                    </a:prstGeom>
+                  </pic:spPr>
+                </pic:pic>
+              </a:graphicData>
+            </a:graphic>
+          </wp:inline>
+        </w:drawing>
+      </w:r>
+    </w:p>
+    <w:p>
+      <w:pPr>
+        <w:spacing w:after="200"/>
+        <w:jc w:val="center"/>
+      </w:pPr>
+      <w:r>
+        <w:rPr>
+          <w:i/>
+          <w:iCs/>
+          <w:color w:val="666666"/>
+          <w:sz w:val="18"/>
+          <w:szCs w:val="18"/>
+        </w:rPr>
+        <w:t xml:space="preserve">syscheck before/after comparison continued: MD5, mtime, and realtime detection mode confirmed</w:t>
+      </w:r>
+    </w:p>
     <w:p>
       <w:pPr>
         <w:pStyle w:val="Heading1"/>
@@ -966,7 +1395,69 @@
         <w:spacing w:after="80"/>
       </w:pPr>
       <w:r>
-        <w:t xml:space="preserve">Session verification — checked active sessions on the file server via smbstatus to confirm no live unauthorized session remained.</w:t>
+        <w:t xml:space="preserve">Session verification — checked active sessions on the file server via smbstatus, confirming no active connections and no locked files at the time of isolation.</w:t>
+      </w:r>
+    </w:p>
+    <w:p>
+      <w:pPr>
+        <w:spacing w:after="60" w:before="160"/>
+        <w:jc w:val="center"/>
+      </w:pPr>
+      <w:r>
+        <w:drawing>
+          <wp:inline distT="0" distB="0" distL="0" distR="0">
+            <wp:extent cx="5524500" cy="2905125"/>
+            <wp:effectExtent t="0" r="0" b="0" l="0"/>
+            <wp:docPr id="1" name="" descr="" title=""/>
+            <wp:cNvGraphicFramePr>
+              <a:graphicFrameLocks xmlns:a="http://schemas.openxmlformats.org/drawingml/2006/main" noChangeAspect="1"/>
+            </wp:cNvGraphicFramePr>
+            <a:graphic xmlns:a="http://schemas.openxmlformats.org/drawingml/2006/main">
+              <a:graphicData uri="http://schemas.openxmlformats.org/drawingml/2006/picture">
+                <pic:pic xmlns:pic="http://schemas.openxmlformats.org/drawingml/2006/picture">
+                  <pic:nvPicPr>
+                    <pic:cNvPr id="0" name="" descr=""/>
+                    <pic:cNvPicPr>
+                      <a:picLocks noChangeAspect="1" noChangeArrowheads="1"/>
+                    </pic:cNvPicPr>
+                  </pic:nvPicPr>
+                  <pic:blipFill>
+                    <a:blip r:embed="rId14" cstate="none"/>
+                    <a:srcRect/>
+                    <a:stretch>
+                      <a:fillRect/>
+                    </a:stretch>
+                  </pic:blipFill>
+                  <pic:spPr bwMode="auto">
+                    <a:xfrm>
+                      <a:off x="0" y="0"/>
+                      <a:ext cx="5524500" cy="2905125"/>
+                    </a:xfrm>
+                    <a:prstGeom prst="rect">
+                      <a:avLst/>
+                    </a:prstGeom>
+                  </pic:spPr>
+                </pic:pic>
+              </a:graphicData>
+            </a:graphic>
+          </wp:inline>
+        </w:drawing>
+      </w:r>
+    </w:p>
+    <w:p>
+      <w:pPr>
+        <w:spacing w:after="200"/>
+        <w:jc w:val="center"/>
+      </w:pPr>
+      <w:r>
+        <w:rPr>
+          <w:i/>
+          <w:iCs/>
+          <w:color w:val="666666"/>
+          <w:sz w:val="18"/>
+          <w:szCs w:val="18"/>
+        </w:rPr>
+        <w:t xml:space="preserve">smbstatus confirming no active sessions or locked files</w:t>
       </w:r>
     </w:p>
     <w:p>
@@ -979,7 +1470,69 @@
         <w:spacing w:after="80"/>
       </w:pPr>
       <w:r>
-        <w:t xml:space="preserve">Account isolation — isolated access using a disposable test account created for the exercise. During this step, a real production account (the analyst's own) was very nearly locked by mistake; this was caught and reversed before any actual impact, and is noted here as an honest account of the process rather than omitted.</w:t>
+        <w:t xml:space="preserve">Account isolation — the intent was to isolate access using a disposable test account created for the exercise. In practice, the real analyst account (moses) was mistakenly locked instead (via usermod -L and chsh -s /usr/sbin/nologin), rather than the intended test account. This was a genuine process error, not a near-miss — the account was locked, then unlocked again once the mistake was noticed. It is reported here exactly as it happened rather than downplayed, since an honestly corrected mistake is a more realistic and more useful record for a response-process retrospective than a clean run would be.</w:t>
+      </w:r>
+    </w:p>
+    <w:p>
+      <w:pPr>
+        <w:spacing w:after="60" w:before="160"/>
+        <w:jc w:val="center"/>
+      </w:pPr>
+      <w:r>
+        <w:drawing>
+          <wp:inline distT="0" distB="0" distL="0" distR="0">
+            <wp:extent cx="5524500" cy="2905125"/>
+            <wp:effectExtent t="0" r="0" b="0" l="0"/>
+            <wp:docPr id="1" name="" descr="" title=""/>
+            <wp:cNvGraphicFramePr>
+              <a:graphicFrameLocks xmlns:a="http://schemas.openxmlformats.org/drawingml/2006/main" noChangeAspect="1"/>
+            </wp:cNvGraphicFramePr>
+            <a:graphic xmlns:a="http://schemas.openxmlformats.org/drawingml/2006/main">
+              <a:graphicData uri="http://schemas.openxmlformats.org/drawingml/2006/picture">
+                <pic:pic xmlns:pic="http://schemas.openxmlformats.org/drawingml/2006/picture">
+                  <pic:nvPicPr>
+                    <pic:cNvPr id="0" name="" descr=""/>
+                    <pic:cNvPicPr>
+                      <a:picLocks noChangeAspect="1" noChangeArrowheads="1"/>
+                    </pic:cNvPicPr>
+                  </pic:nvPicPr>
+                  <pic:blipFill>
+                    <a:blip r:embed="rId15" cstate="none"/>
+                    <a:srcRect/>
+                    <a:stretch>
+                      <a:fillRect/>
+                    </a:stretch>
+                  </pic:blipFill>
+                  <pic:spPr bwMode="auto">
+                    <a:xfrm>
+                      <a:off x="0" y="0"/>
+                      <a:ext cx="5524500" cy="2905125"/>
+                    </a:xfrm>
+                    <a:prstGeom prst="rect">
+                      <a:avLst/>
+                    </a:prstGeom>
+                  </pic:spPr>
+                </pic:pic>
+              </a:graphicData>
+            </a:graphic>
+          </wp:inline>
+        </w:drawing>
+      </w:r>
+    </w:p>
+    <w:p>
+      <w:pPr>
+        <w:spacing w:after="200"/>
+        <w:jc w:val="center"/>
+      </w:pPr>
+      <w:r>
+        <w:rPr>
+          <w:i/>
+          <w:iCs/>
+          <w:color w:val="666666"/>
+          <w:sz w:val="18"/>
+          <w:szCs w:val="18"/>
+        </w:rPr>
+        <w:t xml:space="preserve">The account-isolation commands that mistakenly targeted the real account, moses, instead of a disposable test account</w:t>
       </w:r>
     </w:p>
     <w:p>
@@ -992,7 +1545,131 @@
         <w:spacing w:after="80"/>
       </w:pPr>
       <w:r>
-        <w:t xml:space="preserve">Evidence preservation — captured a SHA-256 hash of the tampered file, which matched Wazuh's own recorded post-modification checksum, providing independent confirmation of the file's tampered state before remediation.</w:t>
+        <w:t xml:space="preserve">Evidence preservation — captured a timestamped copy of the tampered file and its SHA-256 hash, which matched Wazuh's own recorded post-modification checksum (syscheck.sha256_after), providing independent confirmation of the file's tampered state before remediation.</w:t>
+      </w:r>
+    </w:p>
+    <w:p>
+      <w:pPr>
+        <w:spacing w:after="60" w:before="160"/>
+        <w:jc w:val="center"/>
+      </w:pPr>
+      <w:r>
+        <w:drawing>
+          <wp:inline distT="0" distB="0" distL="0" distR="0">
+            <wp:extent cx="5524500" cy="2905125"/>
+            <wp:effectExtent t="0" r="0" b="0" l="0"/>
+            <wp:docPr id="1" name="" descr="" title=""/>
+            <wp:cNvGraphicFramePr>
+              <a:graphicFrameLocks xmlns:a="http://schemas.openxmlformats.org/drawingml/2006/main" noChangeAspect="1"/>
+            </wp:cNvGraphicFramePr>
+            <a:graphic xmlns:a="http://schemas.openxmlformats.org/drawingml/2006/main">
+              <a:graphicData uri="http://schemas.openxmlformats.org/drawingml/2006/picture">
+                <pic:pic xmlns:pic="http://schemas.openxmlformats.org/drawingml/2006/picture">
+                  <pic:nvPicPr>
+                    <pic:cNvPr id="0" name="" descr=""/>
+                    <pic:cNvPicPr>
+                      <a:picLocks noChangeAspect="1" noChangeArrowheads="1"/>
+                    </pic:cNvPicPr>
+                  </pic:nvPicPr>
+                  <pic:blipFill>
+                    <a:blip r:embed="rId16" cstate="none"/>
+                    <a:srcRect/>
+                    <a:stretch>
+                      <a:fillRect/>
+                    </a:stretch>
+                  </pic:blipFill>
+                  <pic:spPr bwMode="auto">
+                    <a:xfrm>
+                      <a:off x="0" y="0"/>
+                      <a:ext cx="5524500" cy="2905125"/>
+                    </a:xfrm>
+                    <a:prstGeom prst="rect">
+                      <a:avLst/>
+                    </a:prstGeom>
+                  </pic:spPr>
+                </pic:pic>
+              </a:graphicData>
+            </a:graphic>
+          </wp:inline>
+        </w:drawing>
+      </w:r>
+    </w:p>
+    <w:p>
+      <w:pPr>
+        <w:spacing w:after="200"/>
+        <w:jc w:val="center"/>
+      </w:pPr>
+      <w:r>
+        <w:rPr>
+          <w:i/>
+          <w:iCs/>
+          <w:color w:val="666666"/>
+          <w:sz w:val="18"/>
+          <w:szCs w:val="18"/>
+        </w:rPr>
+        <w:t xml:space="preserve">Timestamped evidence copy created at /root/evidence/</w:t>
+      </w:r>
+    </w:p>
+    <w:p>
+      <w:pPr>
+        <w:spacing w:after="60" w:before="160"/>
+        <w:jc w:val="center"/>
+      </w:pPr>
+      <w:r>
+        <w:drawing>
+          <wp:inline distT="0" distB="0" distL="0" distR="0">
+            <wp:extent cx="5524500" cy="2905125"/>
+            <wp:effectExtent t="0" r="0" b="0" l="0"/>
+            <wp:docPr id="1" name="" descr="" title=""/>
+            <wp:cNvGraphicFramePr>
+              <a:graphicFrameLocks xmlns:a="http://schemas.openxmlformats.org/drawingml/2006/main" noChangeAspect="1"/>
+            </wp:cNvGraphicFramePr>
+            <a:graphic xmlns:a="http://schemas.openxmlformats.org/drawingml/2006/main">
+              <a:graphicData uri="http://schemas.openxmlformats.org/drawingml/2006/picture">
+                <pic:pic xmlns:pic="http://schemas.openxmlformats.org/drawingml/2006/picture">
+                  <pic:nvPicPr>
+                    <pic:cNvPr id="0" name="" descr=""/>
+                    <pic:cNvPicPr>
+                      <a:picLocks noChangeAspect="1" noChangeArrowheads="1"/>
+                    </pic:cNvPicPr>
+                  </pic:nvPicPr>
+                  <pic:blipFill>
+                    <a:blip r:embed="rId17" cstate="none"/>
+                    <a:srcRect/>
+                    <a:stretch>
+                      <a:fillRect/>
+                    </a:stretch>
+                  </pic:blipFill>
+                  <pic:spPr bwMode="auto">
+                    <a:xfrm>
+                      <a:off x="0" y="0"/>
+                      <a:ext cx="5524500" cy="2905125"/>
+                    </a:xfrm>
+                    <a:prstGeom prst="rect">
+                      <a:avLst/>
+                    </a:prstGeom>
+                  </pic:spPr>
+                </pic:pic>
+              </a:graphicData>
+            </a:graphic>
+          </wp:inline>
+        </w:drawing>
+      </w:r>
+    </w:p>
+    <w:p>
+      <w:pPr>
+        <w:spacing w:after="200"/>
+        <w:jc w:val="center"/>
+      </w:pPr>
+      <w:r>
+        <w:rPr>
+          <w:i/>
+          <w:iCs/>
+          <w:color w:val="666666"/>
+          <w:sz w:val="18"/>
+          <w:szCs w:val="18"/>
+        </w:rPr>
+        <w:t xml:space="preserve">Hash of the preserved evidence copy, matching Wazuh's recorded post-modification checksum</w:t>
       </w:r>
     </w:p>
     <w:p>
@@ -1005,7 +1682,69 @@
         <w:spacing w:after="80"/>
       </w:pPr>
       <w:r>
-        <w:t xml:space="preserve">Restoration — restored the file to its original content from a verified-clean copy, with hash verification confirming the restoration was exact.</w:t>
+        <w:t xml:space="preserve">Restoration — restored the file to its exact original content, with an independent SHA-256 check confirming the restoration matched Wazuh's own pre-modification checksum (syscheck.sha256_before).</w:t>
+      </w:r>
+    </w:p>
+    <w:p>
+      <w:pPr>
+        <w:spacing w:after="60" w:before="160"/>
+        <w:jc w:val="center"/>
+      </w:pPr>
+      <w:r>
+        <w:drawing>
+          <wp:inline distT="0" distB="0" distL="0" distR="0">
+            <wp:extent cx="5524500" cy="2905125"/>
+            <wp:effectExtent t="0" r="0" b="0" l="0"/>
+            <wp:docPr id="1" name="" descr="" title=""/>
+            <wp:cNvGraphicFramePr>
+              <a:graphicFrameLocks xmlns:a="http://schemas.openxmlformats.org/drawingml/2006/main" noChangeAspect="1"/>
+            </wp:cNvGraphicFramePr>
+            <a:graphic xmlns:a="http://schemas.openxmlformats.org/drawingml/2006/main">
+              <a:graphicData uri="http://schemas.openxmlformats.org/drawingml/2006/picture">
+                <pic:pic xmlns:pic="http://schemas.openxmlformats.org/drawingml/2006/picture">
+                  <pic:nvPicPr>
+                    <pic:cNvPr id="0" name="" descr=""/>
+                    <pic:cNvPicPr>
+                      <a:picLocks noChangeAspect="1" noChangeArrowheads="1"/>
+                    </pic:cNvPicPr>
+                  </pic:nvPicPr>
+                  <pic:blipFill>
+                    <a:blip r:embed="rId18" cstate="none"/>
+                    <a:srcRect/>
+                    <a:stretch>
+                      <a:fillRect/>
+                    </a:stretch>
+                  </pic:blipFill>
+                  <pic:spPr bwMode="auto">
+                    <a:xfrm>
+                      <a:off x="0" y="0"/>
+                      <a:ext cx="5524500" cy="2905125"/>
+                    </a:xfrm>
+                    <a:prstGeom prst="rect">
+                      <a:avLst/>
+                    </a:prstGeom>
+                  </pic:spPr>
+                </pic:pic>
+              </a:graphicData>
+            </a:graphic>
+          </wp:inline>
+        </w:drawing>
+      </w:r>
+    </w:p>
+    <w:p>
+      <w:pPr>
+        <w:spacing w:after="200"/>
+        <w:jc w:val="center"/>
+      </w:pPr>
+      <w:r>
+        <w:rPr>
+          <w:i/>
+          <w:iCs/>
+          <w:color w:val="666666"/>
+          <w:sz w:val="18"/>
+          <w:szCs w:val="18"/>
+        </w:rPr>
+        <w:t xml:space="preserve">File restored and independently hash-verified against the original checksum</w:t>
       </w:r>
     </w:p>
     <w:p>
@@ -1022,7 +1761,69 @@
         <w:spacing w:after="120"/>
       </w:pPr>
       <w:r>
-        <w:t xml:space="preserve">The centerpiece finding of this scenario emerged from the restoration step itself, not from the original tampering. When the file was restored to its original state, Wazuh's FIM Inventory (its current-state database, distinct from the alerting/event pipeline) updated silently in the background — but no alert or event was generated for that restoration.</w:t>
+        <w:t xml:space="preserve">The centerpiece finding of this scenario emerged from the restoration step itself, not from the original tampering. When the file was restored to its original state, Wazuh's FIM Inventory (its current-state database, distinct from the alerting/event pipeline) updated silently in the background — the Inventory tab correctly shows the restored file's SHA-256 matching the original, pre-tampering value — but no alert or event was generated for that restoration.</w:t>
+      </w:r>
+    </w:p>
+    <w:p>
+      <w:pPr>
+        <w:spacing w:after="60" w:before="160"/>
+        <w:jc w:val="center"/>
+      </w:pPr>
+      <w:r>
+        <w:drawing>
+          <wp:inline distT="0" distB="0" distL="0" distR="0">
+            <wp:extent cx="5524500" cy="2905125"/>
+            <wp:effectExtent t="0" r="0" b="0" l="0"/>
+            <wp:docPr id="1" name="" descr="" title=""/>
+            <wp:cNvGraphicFramePr>
+              <a:graphicFrameLocks xmlns:a="http://schemas.openxmlformats.org/drawingml/2006/main" noChangeAspect="1"/>
+            </wp:cNvGraphicFramePr>
+            <a:graphic xmlns:a="http://schemas.openxmlformats.org/drawingml/2006/main">
+              <a:graphicData uri="http://schemas.openxmlformats.org/drawingml/2006/picture">
+                <pic:pic xmlns:pic="http://schemas.openxmlformats.org/drawingml/2006/picture">
+                  <pic:nvPicPr>
+                    <pic:cNvPr id="0" name="" descr=""/>
+                    <pic:cNvPicPr>
+                      <a:picLocks noChangeAspect="1" noChangeArrowheads="1"/>
+                    </pic:cNvPicPr>
+                  </pic:nvPicPr>
+                  <pic:blipFill>
+                    <a:blip r:embed="rId19" cstate="none"/>
+                    <a:srcRect/>
+                    <a:stretch>
+                      <a:fillRect/>
+                    </a:stretch>
+                  </pic:blipFill>
+                  <pic:spPr bwMode="auto">
+                    <a:xfrm>
+                      <a:off x="0" y="0"/>
+                      <a:ext cx="5524500" cy="2905125"/>
+                    </a:xfrm>
+                    <a:prstGeom prst="rect">
+                      <a:avLst/>
+                    </a:prstGeom>
+                  </pic:spPr>
+                </pic:pic>
+              </a:graphicData>
+            </a:graphic>
+          </wp:inline>
+        </w:drawing>
+      </w:r>
+    </w:p>
+    <w:p>
+      <w:pPr>
+        <w:spacing w:after="200"/>
+        <w:jc w:val="center"/>
+      </w:pPr>
+      <w:r>
+        <w:rPr>
+          <w:i/>
+          <w:iCs/>
+          <w:color w:val="666666"/>
+          <w:sz w:val="18"/>
+          <w:szCs w:val="18"/>
+        </w:rPr>
+        <w:t xml:space="preserve">Wazuh FIM Inventory after restoration: SHA-256 correctly matches the original checksum, with no corresponding alert generated for this change</w:t>
       </w:r>
     </w:p>
     <w:p>
